--- a/rccs-new/document/Шаблон_ТС_А0_2026_с_НДС.docx
+++ b/rccs-new/document/Шаблон_ТС_А0_2026_с_НДС.docx
@@ -49,7 +49,7 @@
           <w:szCs w:val="22"/>
           <w:u w:val="none"/>
         </w:rPr>
-        <w:t>83210</w:t>
+        <w:t>30398</w:t>
       </w:r>
       <w:bookmarkEnd w:id="0"/>
       <w:r>
@@ -335,7 +335,25 @@
           <w:sz w:val="22"/>
           <w:szCs w:val="22"/>
         </w:rPr>
-        <w:t>Петрова Анна Ивановна</w:t>
+        <w:t>ООО "</w:t>
+      </w:r>
+      <w:proofErr w:type="spellStart"/>
+      <w:r>
+        <w:rPr>
+          <w:b/>
+          <w:sz w:val="22"/>
+          <w:szCs w:val="22"/>
+        </w:rPr>
+        <w:t>СеверТранс</w:t>
+      </w:r>
+      <w:proofErr w:type="spellEnd"/>
+      <w:r>
+        <w:rPr>
+          <w:b/>
+          <w:sz w:val="22"/>
+          <w:szCs w:val="22"/>
+        </w:rPr>
+        <w:t>"</w:t>
       </w:r>
       <w:bookmarkEnd w:id="3"/>
     </w:p>
@@ -4273,7 +4291,7 @@
           <w:szCs w:val="22"/>
           <w:u w:val="none"/>
         </w:rPr>
-        <w:t>83210</w:t>
+        <w:t>30398</w:t>
       </w:r>
       <w:bookmarkEnd w:id="6"/>
       <w:r>
@@ -4392,6 +4410,18 @@
       </w:pPr>
       <w:bookmarkStart w:id="8" w:name="ServiceTable"/>
       <w:bookmarkEnd w:id="8"/>
+    </w:p>
+    <w:p>
+      <w:pPr>
+        <w:pStyle w:val="a4"/>
+        <w:spacing w:line="240" w:lineRule="auto"/>
+      </w:pPr>
+    </w:p>
+    <w:p>
+      <w:pPr>
+        <w:pStyle w:val="a4"/>
+        <w:spacing w:line="240" w:lineRule="auto"/>
+      </w:pPr>
     </w:p>
     <w:p>
       <w:pPr>
@@ -4719,7 +4749,7 @@
           <w:b w:val="0"/>
           <w:u w:val="none"/>
         </w:rPr>
-        <w:t>83210</w:t>
+        <w:t>30398</w:t>
       </w:r>
       <w:bookmarkEnd w:id="9"/>
       <w:r>
